--- a/第22组团队日志.docx
+++ b/第22组团队日志.docx
@@ -2,6 +2,16 @@
 <file path=word/document.xml><?xml version="1.0" encoding="utf-8"?>
 <w:document xmlns:wpc="http://schemas.microsoft.com/office/word/2010/wordprocessingCanvas" xmlns:cx="http://schemas.microsoft.com/office/drawing/2014/chartex" xmlns:cx1="http://schemas.microsoft.com/office/drawing/2015/9/8/chartex" xmlns:cx2="http://schemas.microsoft.com/office/drawing/2015/10/21/chartex" xmlns:cx3="http://schemas.microsoft.com/office/drawing/2016/5/9/chartex" xmlns:cx4="http://schemas.microsoft.com/office/drawing/2016/5/10/chartex" xmlns:cx5="http://schemas.microsoft.com/office/drawing/2016/5/11/chartex" xmlns:cx6="http://schemas.microsoft.com/office/drawing/2016/5/12/chartex" xmlns:cx7="http://schemas.microsoft.com/office/drawing/2016/5/13/chartex" xmlns:cx8="http://schemas.microsoft.com/office/drawing/2016/5/14/chartex" xmlns:mc="http://schemas.openxmlformats.org/markup-compatibility/2006" xmlns:aink="http://schemas.microsoft.com/office/drawing/2016/ink" xmlns:am3d="http://schemas.microsoft.com/office/drawing/2017/model3d" xmlns:o="urn:schemas-microsoft-com:office:office" xmlns:oel="http://schemas.microsoft.com/office/2019/extlst" xmlns:r="http://schemas.openxmlformats.org/officeDocument/2006/relationships" xmlns:m="http://schemas.openxmlformats.org/officeDocument/2006/math" xmlns:v="urn:schemas-microsoft-com:vml" xmlns:wp14="http://schemas.microsoft.com/office/word/2010/wordprocessingDrawing" xmlns:wp="http://schemas.openxmlformats.org/drawingml/2006/wordprocessingDrawing" xmlns:w10="urn:schemas-microsoft-com:office:word" xmlns:w="http://schemas.openxmlformats.org/wordprocessingml/2006/main" xmlns:w14="http://schemas.microsoft.com/office/word/2010/wordml" xmlns:w15="http://schemas.microsoft.com/office/word/2012/wordml" xmlns:w16cex="http://schemas.microsoft.com/office/word/2018/wordml/cex" xmlns:w16cid="http://schemas.microsoft.com/office/word/2016/wordml/cid" xmlns:w16="http://schemas.microsoft.com/office/word/2018/wordml" xmlns:w16du="http://schemas.microsoft.com/office/word/2023/wordml/word16du" xmlns:w16sdtdh="http://schemas.microsoft.com/office/word/2020/wordml/sdtdatahash" xmlns:w16sdtfl="http://schemas.microsoft.com/office/word/2024/wordml/sdtformatlock" xmlns:w16se="http://schemas.microsoft.com/office/word/2015/wordml/symex" xmlns:wpg="http://schemas.microsoft.com/office/word/2010/wordprocessingGroup" xmlns:wpi="http://schemas.microsoft.com/office/word/2010/wordprocessingInk" xmlns:wne="http://schemas.microsoft.com/office/word/2006/wordml" xmlns:wps="http://schemas.microsoft.com/office/word/2010/wordprocessingShape" mc:Ignorable="w14 w15 w16se w16cid w16 w16cex w16sdtdh w16sdtfl w16du wp14">
   <w:body>
+    <w:p>
+      <w:pPr/>
+      <w:r>
+        <w:rPr>
+          <w:rFonts w:ascii="宋体" w:hAnsi="宋体" w:eastAsia="宋体"/>
+          <w:sz w:val="22"/>
+        </w:rPr>
+        <w:t>团队要求：每位成员每周均须取得阶段性个人进展，并完成一篇个人工作日志。</w:t>
+      </w:r>
+    </w:p>
     <w:p>
       <w:pPr>
         <w:jc w:val="center"/>
@@ -109,6 +119,7 @@
     </w:p>
     <w:p>
       <w:pPr>
+        <w:spacing w:line="300" w:lineRule="auto"/>
         <w:rPr>
           <w:rFonts w:ascii="宋体" w:eastAsia="宋体" w:hAnsi="宋体" w:hint="eastAsia"/>
           <w:lang w:eastAsia="zh-CN"/>
@@ -116,40 +127,14 @@
       </w:pPr>
       <w:r>
         <w:rPr>
-          <w:rFonts w:ascii="宋体" w:eastAsia="宋体" w:hAnsi="宋体" w:cs="微软雅黑" w:hint="eastAsia"/>
-          <w:b/>
-          <w:bCs/>
-          <w:lang w:eastAsia="zh-CN"/>
+          <w:rFonts w:ascii="宋体" w:hAnsi="宋体" w:eastAsia="宋体"/>
+          <w:sz w:val="22"/>
         </w:rPr>
-        <w:t>团队分工：</w:t>
-      </w:r>
-      <w:r>
-        <w:rPr>
-          <w:rFonts w:ascii="宋体" w:eastAsia="宋体" w:hAnsi="宋体" w:cs="微软雅黑"/>
-          <w:lang w:eastAsia="zh-CN"/>
-        </w:rPr>
-        <w:t>四个人</w:t>
-      </w:r>
-      <w:r>
-        <w:rPr>
-          <w:rFonts w:ascii="宋体" w:eastAsia="宋体" w:hAnsi="宋体" w:cs="微软雅黑" w:hint="eastAsia"/>
-          <w:lang w:eastAsia="zh-CN"/>
-        </w:rPr>
-        <w:t>先</w:t>
-      </w:r>
-      <w:r>
-        <w:rPr>
-          <w:rFonts w:ascii="宋体" w:eastAsia="宋体" w:hAnsi="宋体" w:cs="微软雅黑"/>
-          <w:lang w:eastAsia="zh-CN"/>
-        </w:rPr>
-        <w:t>各自爬取自己</w:t>
-      </w:r>
-      <w:r>
-        <w:rPr>
-          <w:rFonts w:ascii="宋体" w:eastAsia="宋体" w:hAnsi="宋体" w:cs="微软雅黑" w:hint="eastAsia"/>
-          <w:lang w:eastAsia="zh-CN"/>
-        </w:rPr>
-        <w:t>负责的条目，爬取结果如下：</w:t>
+        <w:t>团队分工：第一周由四名成员分别负责各自分配的书目，独立完成题名检索、来源核验、文件下载、文字提取和成果归档。为便于后续汇总，成员按照书目序号建立成果目录，并将网址、出版信息和当前状态回填到表格。</w:t>
+        <w:br/>
+        <w:t>第一周的主要问题是条目类型差异很大。同一份清单中既有整部古籍和地方志，也有文集中的单篇、报刊文章、考古简报、档案、公文、墓志、碑铭和器物材料。部分已有URL只是商品页、目录页或检索入口，部分条目没有URL；因此，“搜索到相关页面”与“取得目标正文”之间存在明显差别。</w:t>
+        <w:br/>
+        <w:t>针对这一问题，成员一边尝试直接检索，一边开始根据题名、作者、年代和资料类型调整关键词。可以独立取得的材料按母项保存，疑似收录于文集、方志或汇编中的篇目则保留母项线索。第一周重点是建立各自的检索流程，暴露不同资料类型中的实际困难，并为第二周的互助补查和内容核验积累样本。第一周爬取结果如下：</w:t>
       </w:r>
     </w:p>
     <w:tbl>
@@ -662,6 +647,7 @@
     </w:p>
     <w:p>
       <w:pPr>
+        <w:spacing w:line="300" w:lineRule="auto"/>
         <w:rPr>
           <w:rFonts w:ascii="宋体" w:eastAsia="宋体" w:hAnsi="宋体"/>
           <w:b/>
@@ -671,23 +657,15 @@
       </w:pPr>
       <w:r>
         <w:rPr>
-          <w:rFonts w:ascii="宋体" w:eastAsia="宋体" w:hAnsi="宋体" w:cs="微软雅黑" w:hint="eastAsia"/>
-          <w:b/>
-          <w:bCs/>
-          <w:lang w:eastAsia="zh-CN"/>
+          <w:rFonts w:ascii="宋体" w:hAnsi="宋体" w:eastAsia="宋体"/>
+          <w:sz w:val="22"/>
         </w:rPr>
-        <w:t>团队分工：</w:t>
-      </w:r>
-      <w:r>
-        <w:rPr>
-          <w:rFonts w:ascii="宋体" w:eastAsia="宋体" w:hAnsi="宋体" w:cs="微软雅黑"/>
-          <w:lang w:eastAsia="zh-CN"/>
-        </w:rPr>
-        <w:t>第一周的姜博文同学在爬虫任务上做的最好，考虑到剩下的同学即使再给一周时间也难以在任务上有很大突破，让姜博文同学帮忙爬取另外三位同学的条目，而这三位同学负责审核第一周四个人爬取的和第二周姜博文单独爬取的所有条目的正确性以此来保证爬取下来文件的准确性。</w:t>
+        <w:t>团队分工：第二周根据第一周结果调整工作方式。姜博文同学在Python批处理、缓存整理和母子项追溯方面积累了较完整的方法，因此继续协助补查另外三名成员暂未取得的条目；林靖凯、马雨衡和韦广波在继续个人检索的同时，重点打开前期文件，核对题名、来源和实际内容，检查保存材料是否真正包含可使用的正文。</w:t>
       </w:r>
     </w:p>
     <w:p>
       <w:pPr>
+        <w:spacing w:line="300" w:lineRule="auto"/>
         <w:rPr>
           <w:rFonts w:ascii="宋体" w:eastAsia="宋体" w:hAnsi="宋体"/>
           <w:bCs/>
@@ -696,15 +674,19 @@
       </w:pPr>
       <w:r>
         <w:rPr>
-          <w:rFonts w:ascii="宋体" w:eastAsia="宋体" w:hAnsi="宋体"/>
-          <w:bCs/>
-          <w:lang w:eastAsia="zh-CN"/>
+          <w:rFonts w:ascii="宋体" w:hAnsi="宋体" w:eastAsia="宋体"/>
+          <w:sz w:val="22"/>
         </w:rPr>
-        <w:t>在此过程中，诸位同学互相帮助。如姜博文同学没有时间执行任务，韦广波同学和马宇衡同学先后向姜博文同学吸取经验，保证计划正常进行。任务有一定难度，组员们在GitHub仓库协作上出现了问题，林靖凯同学作为仓库创建者协助其他组员重新更改仓库日志。</w:t>
+        <w:t>第二周出现的第一个共性问题是：文件已经下载或转成TXT，并不表示内容一定正确。部分TXT只是网页导航、馆藏介绍、商品信息或相关论文；部分母项虽然下载成功，但尚未定位清单中的具体子项。团队据此开始把“有成果文件”和“文件内有正文”分开检查。</w:t>
+        <w:br/>
+        <w:t>第二个问题是不同网站和文件格式需要不同处理。古籍网站可能按卷分页，扫描PDF可能没有文字层，繁体竖排OCR容易错字和乱序，动态网页又可能存在登录、代理、限流和下载失败。成员分别尝试网页正文提取、分卷抓取、PDF文字层提取、逐页OCR、简繁体与别名检索，并记录失败原因。</w:t>
+        <w:br/>
+        <w:t>协作过程中，成员及时共享可用网站、关键词和母项线索。姜博文同学时间紧张时，韦广波和马雨衡主动学习其检索与整理方法，继续推进任务；林靖凯作为组长协助梳理GitHub目录、日志和提交方式，并统一成果文件夹与表格说明。通过相互补位，个人发现的方法逐渐转化为全组可复用的经验。</w:t>
       </w:r>
     </w:p>
     <w:p>
       <w:pPr>
+        <w:spacing w:line="300" w:lineRule="auto"/>
         <w:rPr>
           <w:rFonts w:ascii="宋体" w:eastAsia="宋体" w:hAnsi="宋体" w:hint="eastAsia"/>
           <w:bCs/>
@@ -713,11 +695,10 @@
       </w:pPr>
       <w:r>
         <w:rPr>
-          <w:rFonts w:ascii="宋体" w:eastAsia="宋体" w:hAnsi="宋体" w:hint="eastAsia"/>
-          <w:bCs/>
-          <w:lang w:eastAsia="zh-CN"/>
+          <w:rFonts w:ascii="宋体" w:hAnsi="宋体" w:eastAsia="宋体"/>
+          <w:sz w:val="22"/>
         </w:rPr>
-        <w:t>爬取结果如下：</w:t>
+        <w:t>第二周爬取与核查结果如下：</w:t>
       </w:r>
     </w:p>
     <w:tbl>
@@ -1189,6 +1170,7 @@
     </w:tbl>
     <w:p>
       <w:pPr>
+        <w:spacing w:line="300" w:lineRule="auto"/>
         <w:rPr>
           <w:rFonts w:ascii="宋体" w:eastAsia="宋体" w:hAnsi="宋体"/>
           <w:bCs/>
@@ -1197,15 +1179,15 @@
       </w:pPr>
       <w:r>
         <w:rPr>
-          <w:rFonts w:ascii="宋体" w:eastAsia="宋体" w:hAnsi="宋体"/>
-          <w:bCs/>
-          <w:lang w:eastAsia="zh-CN"/>
+          <w:rFonts w:ascii="宋体" w:hAnsi="宋体" w:eastAsia="宋体"/>
+          <w:sz w:val="22"/>
         </w:rPr>
-        <w:t>进步说明：括号内为相比上方原统计增加的条目数。爬取有文档条目由182条增加到255条，增加73条，增幅40.11%；正文条目由95条增加到180条，增加85条，增幅89.47%。</w:t>
+        <w:t>进步说明：括号内为相较第一周增加的条目数。有文档条目由182条增加至255条，增加73条，增幅40.11%；正文条目由95条增加至180条，增加85条，增幅89.47%。正文数量的增长既来自新增爬取，也来自对第一周已有文件的重新打开和进一步确认。</w:t>
       </w:r>
     </w:p>
     <w:p>
       <w:pPr>
+        <w:spacing w:line="300" w:lineRule="auto"/>
         <w:rPr>
           <w:rFonts w:eastAsia="宋体" w:hint="eastAsia"/>
           <w:bCs/>
@@ -1214,19 +1196,1510 @@
       </w:pPr>
       <w:r>
         <w:rPr>
-          <w:rFonts w:ascii="宋体" w:eastAsia="宋体" w:hAnsi="宋体" w:hint="eastAsia"/>
-          <w:bCs/>
-          <w:lang w:eastAsia="zh-CN"/>
+          <w:rFonts w:ascii="宋体" w:hAnsi="宋体" w:eastAsia="宋体"/>
+          <w:sz w:val="22"/>
         </w:rPr>
-        <w:t>核查成果详见总览表格</w:t>
+        <w:t>第二周的阶段性收获是形成了“批量获取提高效率、人工核验保证质量”的协作思路。但成员对题名、目录、节录、短铭文、相关研究和部分卷册是否算正文仍有不同理解。各条目的来源、文件和判断说明详见总览表；这些差异也成为第三周开展个人自查和统一正文边界的直接原因。</w:t>
       </w:r>
+    </w:p>
+    <w:p>
       <w:r>
         <w:rPr>
-          <w:rFonts w:ascii="宋体" w:eastAsia="宋体" w:hAnsi="宋体" w:hint="eastAsia"/>
-          <w:bCs/>
-          <w:lang w:eastAsia="zh-CN"/>
+          <w:rFonts w:ascii="宋体" w:hAnsi="宋体" w:eastAsia="宋体"/>
+          <w:b/>
+          <w:sz w:val="28"/>
         </w:rPr>
-        <w:t>。</w:t>
+        <w:t>第三周</w:t>
+      </w:r>
+    </w:p>
+    <w:p>
+      <w:pPr>
+        <w:spacing w:line="300" w:lineRule="auto"/>
+        <w:ind w:firstLine="440"/>
+      </w:pPr>
+      <w:r>
+        <w:rPr>
+          <w:rFonts w:ascii="宋体" w:hAnsi="宋体" w:eastAsia="宋体"/>
+          <w:sz w:val="22"/>
+        </w:rPr>
+        <w:t>团队分工：第三周由单纯扩大数量转向“个人自查、统一边界、人工补查”。四名成员分别打开自己负责条目的成果文件，将人工判断与第二周结果对比；判断不一致的条目保留原记录并汇总到疑难清单，不直接覆盖。</w:t>
+      </w:r>
+    </w:p>
+    <w:p>
+      <w:pPr>
+        <w:spacing w:line="300" w:lineRule="auto"/>
+        <w:ind w:firstLine="440"/>
+      </w:pPr>
+      <w:r>
+        <w:rPr>
+          <w:rFonts w:ascii="宋体" w:hAnsi="宋体" w:eastAsia="宋体"/>
+          <w:sz w:val="22"/>
+        </w:rPr>
+        <w:t>9月25日，团队召开第一次阶段会议。会议确定先完成个人自查，再通过共享表汇总冲突条目；同时建立检索方法共享文档、阶段进度表和个人周志，并利用坚果云与GitHub统一交换成果。日志按“工作—问题—解决方法—结果—下一步”持续迭代。</w:t>
+      </w:r>
+    </w:p>
+    <w:p>
+      <w:pPr>
+        <w:spacing w:line="300" w:lineRule="auto"/>
+        <w:ind w:firstLine="440"/>
+      </w:pPr>
+      <w:r>
+        <w:rPr>
+          <w:rFonts w:ascii="宋体" w:hAnsi="宋体" w:eastAsia="宋体"/>
+          <w:sz w:val="22"/>
+        </w:rPr>
+        <w:t>9月27日，团队召开第二次专题会议，对自查中出现分歧的案例进行集中讨论，并统一正文边界：已保存文件中只要包含至少一段与目标条目明确对应的连续原文，即判定为找到正文；仅有题名、目录、介绍或链接，则判定为未找到正文。部分卷册、原文节录和可辨认的OCR可以计入正文，但需要在说明中标明范围与质量。</w:t>
+      </w:r>
+    </w:p>
+    <w:p>
+      <w:pPr>
+        <w:spacing w:line="300" w:lineRule="auto"/>
+        <w:ind w:firstLine="440"/>
+      </w:pPr>
+      <w:r>
+        <w:rPr>
+          <w:rFonts w:ascii="宋体" w:hAnsi="宋体" w:eastAsia="宋体"/>
+          <w:sz w:val="22"/>
+        </w:rPr>
+        <w:t>会后，四名成员按照统一边界重新核查各自条目，并对真正缺少正文的项目开展人工检索，原则上每人优先补查约10条。林靖凯负责统筹标准、目录和日志；姜博文继续整理批量检索及母子项追溯方法；马雨衡重点核对文件内容与表格状态是否一致；韦广波重点处理题名变体、古籍版本、碑铭和分卷问题。有效网站、提示词、失败原因和典型案例同步写入共享方法文档。</w:t>
+      </w:r>
+    </w:p>
+    <w:p>
+      <w:pPr>
+        <w:spacing w:line="300" w:lineRule="auto"/>
+        <w:ind w:firstLine="440"/>
+      </w:pPr>
+      <w:r>
+        <w:rPr>
+          <w:rFonts w:ascii="宋体" w:hAnsi="宋体" w:eastAsia="宋体"/>
+          <w:sz w:val="22"/>
+        </w:rPr>
+        <w:t>第三周阶段结果：团队形成了“个人自查—结果对比—疑难汇总—集体讨论—统一边界—人工补查”的工作闭环。第三周不以临时增加数量作为唯一目标，重点是让每条结果都有可复查的文件依据，并让四名成员的统计口径、日志格式和后续检索方向保持一致。</w:t>
+      </w:r>
+    </w:p>
+    <w:p>
+      <w:pPr/>
+      <w:r>
+        <w:rPr>
+          <w:rFonts w:ascii="宋体" w:hAnsi="宋体" w:eastAsia="宋体"/>
+          <w:b w:val="0"/>
+          <w:sz w:val="22"/>
+        </w:rPr>
+        <w:t>第三周自查与人工搜索的阶段性统计如下：</w:t>
+      </w:r>
+    </w:p>
+    <w:p>
+      <w:pPr/>
+      <w:r>
+        <w:rPr>
+          <w:rFonts w:ascii="宋体" w:hAnsi="宋体" w:eastAsia="宋体"/>
+          <w:b/>
+          <w:sz w:val="22"/>
+        </w:rPr>
+        <w:t>（一）有出入条目分析</w:t>
+      </w:r>
+    </w:p>
+    <w:tbl>
+      <w:tblPr>
+        <w:tblStyle w:val="aff1"/>
+        <w:tblW w:type="auto" w:w="0"/>
+        <w:jc w:val="center"/>
+        <w:tblLayout w:type="fixed"/>
+        <w:tblLook w:firstColumn="1" w:firstRow="1" w:lastColumn="0" w:lastRow="0" w:noHBand="0" w:noVBand="1" w:val="04A0"/>
+      </w:tblPr>
+      <w:tblGrid>
+        <w:gridCol w:w="1858"/>
+        <w:gridCol w:w="1858"/>
+        <w:gridCol w:w="1858"/>
+        <w:gridCol w:w="1858"/>
+        <w:gridCol w:w="1858"/>
+      </w:tblGrid>
+      <w:tr>
+        <w:tc>
+          <w:tcPr>
+            <w:tcW w:type="dxa" w:w="1417"/>
+            <w:vAlign w:val="center"/>
+          </w:tcPr>
+          <w:p>
+            <w:pPr>
+              <w:jc w:val="center"/>
+            </w:pPr>
+            <w:r>
+              <w:rPr>
+                <w:rFonts w:ascii="宋体" w:hAnsi="宋体" w:eastAsia="宋体"/>
+                <w:b/>
+                <w:sz w:val="21"/>
+              </w:rPr>
+              <w:t>负责人</w:t>
+            </w:r>
+          </w:p>
+        </w:tc>
+        <w:tc>
+          <w:tcPr>
+            <w:tcW w:type="dxa" w:w="1361"/>
+            <w:vAlign w:val="center"/>
+          </w:tcPr>
+          <w:p>
+            <w:pPr>
+              <w:jc w:val="center"/>
+            </w:pPr>
+            <w:r>
+              <w:rPr>
+                <w:rFonts w:ascii="宋体" w:hAnsi="宋体" w:eastAsia="宋体"/>
+                <w:b/>
+                <w:sz w:val="21"/>
+              </w:rPr>
+              <w:t>负责条目</w:t>
+            </w:r>
+          </w:p>
+        </w:tc>
+        <w:tc>
+          <w:tcPr>
+            <w:tcW w:type="dxa" w:w="1361"/>
+            <w:vAlign w:val="center"/>
+          </w:tcPr>
+          <w:p>
+            <w:pPr>
+              <w:jc w:val="center"/>
+            </w:pPr>
+            <w:r>
+              <w:rPr>
+                <w:rFonts w:ascii="宋体" w:hAnsi="宋体" w:eastAsia="宋体"/>
+                <w:b/>
+                <w:sz w:val="21"/>
+              </w:rPr>
+              <w:t>有出入</w:t>
+            </w:r>
+          </w:p>
+        </w:tc>
+        <w:tc>
+          <w:tcPr>
+            <w:tcW w:type="dxa" w:w="1814"/>
+            <w:vAlign w:val="center"/>
+          </w:tcPr>
+          <w:p>
+            <w:pPr>
+              <w:jc w:val="center"/>
+            </w:pPr>
+            <w:r>
+              <w:rPr>
+                <w:rFonts w:ascii="宋体" w:hAnsi="宋体" w:eastAsia="宋体"/>
+                <w:b/>
+                <w:sz w:val="21"/>
+              </w:rPr>
+              <w:t>占本人条目比例</w:t>
+            </w:r>
+          </w:p>
+        </w:tc>
+        <w:tc>
+          <w:tcPr>
+            <w:tcW w:type="dxa" w:w="1814"/>
+            <w:vAlign w:val="center"/>
+          </w:tcPr>
+          <w:p>
+            <w:pPr>
+              <w:jc w:val="center"/>
+            </w:pPr>
+            <w:r>
+              <w:rPr>
+                <w:rFonts w:ascii="宋体" w:hAnsi="宋体" w:eastAsia="宋体"/>
+                <w:b/>
+                <w:sz w:val="21"/>
+              </w:rPr>
+              <w:t>与人工成果重合</w:t>
+            </w:r>
+          </w:p>
+        </w:tc>
+      </w:tr>
+      <w:tr>
+        <w:tc>
+          <w:tcPr>
+            <w:tcW w:type="dxa" w:w="1417"/>
+            <w:vAlign w:val="center"/>
+          </w:tcPr>
+          <w:p>
+            <w:pPr>
+              <w:jc w:val="center"/>
+            </w:pPr>
+            <w:r>
+              <w:rPr>
+                <w:rFonts w:ascii="宋体" w:hAnsi="宋体" w:eastAsia="宋体"/>
+                <w:b w:val="0"/>
+                <w:sz w:val="21"/>
+              </w:rPr>
+              <w:t>林靖凯</w:t>
+            </w:r>
+          </w:p>
+        </w:tc>
+        <w:tc>
+          <w:tcPr>
+            <w:tcW w:type="dxa" w:w="1361"/>
+            <w:vAlign w:val="center"/>
+          </w:tcPr>
+          <w:p>
+            <w:pPr>
+              <w:jc w:val="center"/>
+            </w:pPr>
+            <w:r>
+              <w:rPr>
+                <w:rFonts w:ascii="宋体" w:hAnsi="宋体" w:eastAsia="宋体"/>
+                <w:b w:val="0"/>
+                <w:sz w:val="21"/>
+              </w:rPr>
+              <w:t>154</w:t>
+            </w:r>
+          </w:p>
+        </w:tc>
+        <w:tc>
+          <w:tcPr>
+            <w:tcW w:type="dxa" w:w="1361"/>
+            <w:vAlign w:val="center"/>
+          </w:tcPr>
+          <w:p>
+            <w:pPr>
+              <w:jc w:val="center"/>
+            </w:pPr>
+            <w:r>
+              <w:rPr>
+                <w:rFonts w:ascii="宋体" w:hAnsi="宋体" w:eastAsia="宋体"/>
+                <w:b w:val="0"/>
+                <w:sz w:val="21"/>
+              </w:rPr>
+              <w:t>13</w:t>
+            </w:r>
+          </w:p>
+        </w:tc>
+        <w:tc>
+          <w:tcPr>
+            <w:tcW w:type="dxa" w:w="1814"/>
+            <w:vAlign w:val="center"/>
+          </w:tcPr>
+          <w:p>
+            <w:pPr>
+              <w:jc w:val="center"/>
+            </w:pPr>
+            <w:r>
+              <w:rPr>
+                <w:rFonts w:ascii="宋体" w:hAnsi="宋体" w:eastAsia="宋体"/>
+                <w:b w:val="0"/>
+                <w:sz w:val="21"/>
+              </w:rPr>
+              <w:t>8.44%</w:t>
+            </w:r>
+          </w:p>
+        </w:tc>
+        <w:tc>
+          <w:tcPr>
+            <w:tcW w:type="dxa" w:w="1814"/>
+            <w:vAlign w:val="center"/>
+          </w:tcPr>
+          <w:p>
+            <w:pPr>
+              <w:jc w:val="center"/>
+            </w:pPr>
+            <w:r>
+              <w:rPr>
+                <w:rFonts w:ascii="宋体" w:hAnsi="宋体" w:eastAsia="宋体"/>
+                <w:b w:val="0"/>
+                <w:sz w:val="21"/>
+              </w:rPr>
+              <w:t>3</w:t>
+            </w:r>
+          </w:p>
+        </w:tc>
+      </w:tr>
+      <w:tr>
+        <w:tc>
+          <w:tcPr>
+            <w:tcW w:type="dxa" w:w="1417"/>
+            <w:vAlign w:val="center"/>
+          </w:tcPr>
+          <w:p>
+            <w:pPr>
+              <w:jc w:val="center"/>
+            </w:pPr>
+            <w:r>
+              <w:rPr>
+                <w:rFonts w:ascii="宋体" w:hAnsi="宋体" w:eastAsia="宋体"/>
+                <w:b w:val="0"/>
+                <w:sz w:val="21"/>
+              </w:rPr>
+              <w:t>姜博文</w:t>
+            </w:r>
+          </w:p>
+        </w:tc>
+        <w:tc>
+          <w:tcPr>
+            <w:tcW w:type="dxa" w:w="1361"/>
+            <w:vAlign w:val="center"/>
+          </w:tcPr>
+          <w:p>
+            <w:pPr>
+              <w:jc w:val="center"/>
+            </w:pPr>
+            <w:r>
+              <w:rPr>
+                <w:rFonts w:ascii="宋体" w:hAnsi="宋体" w:eastAsia="宋体"/>
+                <w:b w:val="0"/>
+                <w:sz w:val="21"/>
+              </w:rPr>
+              <w:t>155</w:t>
+            </w:r>
+          </w:p>
+        </w:tc>
+        <w:tc>
+          <w:tcPr>
+            <w:tcW w:type="dxa" w:w="1361"/>
+            <w:vAlign w:val="center"/>
+          </w:tcPr>
+          <w:p>
+            <w:pPr>
+              <w:jc w:val="center"/>
+            </w:pPr>
+            <w:r>
+              <w:rPr>
+                <w:rFonts w:ascii="宋体" w:hAnsi="宋体" w:eastAsia="宋体"/>
+                <w:b w:val="0"/>
+                <w:sz w:val="21"/>
+              </w:rPr>
+              <w:t>5</w:t>
+            </w:r>
+          </w:p>
+        </w:tc>
+        <w:tc>
+          <w:tcPr>
+            <w:tcW w:type="dxa" w:w="1814"/>
+            <w:vAlign w:val="center"/>
+          </w:tcPr>
+          <w:p>
+            <w:pPr>
+              <w:jc w:val="center"/>
+            </w:pPr>
+            <w:r>
+              <w:rPr>
+                <w:rFonts w:ascii="宋体" w:hAnsi="宋体" w:eastAsia="宋体"/>
+                <w:b w:val="0"/>
+                <w:sz w:val="21"/>
+              </w:rPr>
+              <w:t>3.23%</w:t>
+            </w:r>
+          </w:p>
+        </w:tc>
+        <w:tc>
+          <w:tcPr>
+            <w:tcW w:type="dxa" w:w="1814"/>
+            <w:vAlign w:val="center"/>
+          </w:tcPr>
+          <w:p>
+            <w:pPr>
+              <w:jc w:val="center"/>
+            </w:pPr>
+            <w:r>
+              <w:rPr>
+                <w:rFonts w:ascii="宋体" w:hAnsi="宋体" w:eastAsia="宋体"/>
+                <w:b w:val="0"/>
+                <w:sz w:val="21"/>
+              </w:rPr>
+              <w:t>0</w:t>
+            </w:r>
+          </w:p>
+        </w:tc>
+      </w:tr>
+      <w:tr>
+        <w:tc>
+          <w:tcPr>
+            <w:tcW w:type="dxa" w:w="1417"/>
+            <w:vAlign w:val="center"/>
+          </w:tcPr>
+          <w:p>
+            <w:pPr>
+              <w:jc w:val="center"/>
+            </w:pPr>
+            <w:r>
+              <w:rPr>
+                <w:rFonts w:ascii="宋体" w:hAnsi="宋体" w:eastAsia="宋体"/>
+                <w:b w:val="0"/>
+                <w:sz w:val="21"/>
+              </w:rPr>
+              <w:t>马雨衡</w:t>
+            </w:r>
+          </w:p>
+        </w:tc>
+        <w:tc>
+          <w:tcPr>
+            <w:tcW w:type="dxa" w:w="1361"/>
+            <w:vAlign w:val="center"/>
+          </w:tcPr>
+          <w:p>
+            <w:pPr>
+              <w:jc w:val="center"/>
+            </w:pPr>
+            <w:r>
+              <w:rPr>
+                <w:rFonts w:ascii="宋体" w:hAnsi="宋体" w:eastAsia="宋体"/>
+                <w:b w:val="0"/>
+                <w:sz w:val="21"/>
+              </w:rPr>
+              <w:t>155</w:t>
+            </w:r>
+          </w:p>
+        </w:tc>
+        <w:tc>
+          <w:tcPr>
+            <w:tcW w:type="dxa" w:w="1361"/>
+            <w:vAlign w:val="center"/>
+          </w:tcPr>
+          <w:p>
+            <w:pPr>
+              <w:jc w:val="center"/>
+            </w:pPr>
+            <w:r>
+              <w:rPr>
+                <w:rFonts w:ascii="宋体" w:hAnsi="宋体" w:eastAsia="宋体"/>
+                <w:b w:val="0"/>
+                <w:sz w:val="21"/>
+              </w:rPr>
+              <w:t>1</w:t>
+            </w:r>
+          </w:p>
+        </w:tc>
+        <w:tc>
+          <w:tcPr>
+            <w:tcW w:type="dxa" w:w="1814"/>
+            <w:vAlign w:val="center"/>
+          </w:tcPr>
+          <w:p>
+            <w:pPr>
+              <w:jc w:val="center"/>
+            </w:pPr>
+            <w:r>
+              <w:rPr>
+                <w:rFonts w:ascii="宋体" w:hAnsi="宋体" w:eastAsia="宋体"/>
+                <w:b w:val="0"/>
+                <w:sz w:val="21"/>
+              </w:rPr>
+              <w:t>0.65%</w:t>
+            </w:r>
+          </w:p>
+        </w:tc>
+        <w:tc>
+          <w:tcPr>
+            <w:tcW w:type="dxa" w:w="1814"/>
+            <w:vAlign w:val="center"/>
+          </w:tcPr>
+          <w:p>
+            <w:pPr>
+              <w:jc w:val="center"/>
+            </w:pPr>
+            <w:r>
+              <w:rPr>
+                <w:rFonts w:ascii="宋体" w:hAnsi="宋体" w:eastAsia="宋体"/>
+                <w:b w:val="0"/>
+                <w:sz w:val="21"/>
+              </w:rPr>
+              <w:t>0</w:t>
+            </w:r>
+          </w:p>
+        </w:tc>
+      </w:tr>
+      <w:tr>
+        <w:tc>
+          <w:tcPr>
+            <w:tcW w:type="dxa" w:w="1417"/>
+            <w:vAlign w:val="center"/>
+          </w:tcPr>
+          <w:p>
+            <w:pPr>
+              <w:jc w:val="center"/>
+            </w:pPr>
+            <w:r>
+              <w:rPr>
+                <w:rFonts w:ascii="宋体" w:hAnsi="宋体" w:eastAsia="宋体"/>
+                <w:b w:val="0"/>
+                <w:sz w:val="21"/>
+              </w:rPr>
+              <w:t>韦广波</w:t>
+            </w:r>
+          </w:p>
+        </w:tc>
+        <w:tc>
+          <w:tcPr>
+            <w:tcW w:type="dxa" w:w="1361"/>
+            <w:vAlign w:val="center"/>
+          </w:tcPr>
+          <w:p>
+            <w:pPr>
+              <w:jc w:val="center"/>
+            </w:pPr>
+            <w:r>
+              <w:rPr>
+                <w:rFonts w:ascii="宋体" w:hAnsi="宋体" w:eastAsia="宋体"/>
+                <w:b w:val="0"/>
+                <w:sz w:val="21"/>
+              </w:rPr>
+              <w:t>154</w:t>
+            </w:r>
+          </w:p>
+        </w:tc>
+        <w:tc>
+          <w:tcPr>
+            <w:tcW w:type="dxa" w:w="1361"/>
+            <w:vAlign w:val="center"/>
+          </w:tcPr>
+          <w:p>
+            <w:pPr>
+              <w:jc w:val="center"/>
+            </w:pPr>
+            <w:r>
+              <w:rPr>
+                <w:rFonts w:ascii="宋体" w:hAnsi="宋体" w:eastAsia="宋体"/>
+                <w:b w:val="0"/>
+                <w:sz w:val="21"/>
+              </w:rPr>
+              <w:t>5</w:t>
+            </w:r>
+          </w:p>
+        </w:tc>
+        <w:tc>
+          <w:tcPr>
+            <w:tcW w:type="dxa" w:w="1814"/>
+            <w:vAlign w:val="center"/>
+          </w:tcPr>
+          <w:p>
+            <w:pPr>
+              <w:jc w:val="center"/>
+            </w:pPr>
+            <w:r>
+              <w:rPr>
+                <w:rFonts w:ascii="宋体" w:hAnsi="宋体" w:eastAsia="宋体"/>
+                <w:b w:val="0"/>
+                <w:sz w:val="21"/>
+              </w:rPr>
+              <w:t>3.25%</w:t>
+            </w:r>
+          </w:p>
+        </w:tc>
+        <w:tc>
+          <w:tcPr>
+            <w:tcW w:type="dxa" w:w="1814"/>
+            <w:vAlign w:val="center"/>
+          </w:tcPr>
+          <w:p>
+            <w:pPr>
+              <w:jc w:val="center"/>
+            </w:pPr>
+            <w:r>
+              <w:rPr>
+                <w:rFonts w:ascii="宋体" w:hAnsi="宋体" w:eastAsia="宋体"/>
+                <w:b w:val="0"/>
+                <w:sz w:val="21"/>
+              </w:rPr>
+              <w:t>0</w:t>
+            </w:r>
+          </w:p>
+        </w:tc>
+      </w:tr>
+      <w:tr>
+        <w:tc>
+          <w:tcPr>
+            <w:tcW w:type="dxa" w:w="1417"/>
+            <w:vAlign w:val="center"/>
+          </w:tcPr>
+          <w:p>
+            <w:pPr>
+              <w:jc w:val="center"/>
+            </w:pPr>
+            <w:r>
+              <w:rPr>
+                <w:rFonts w:ascii="宋体" w:hAnsi="宋体" w:eastAsia="宋体"/>
+                <w:b/>
+                <w:sz w:val="21"/>
+              </w:rPr>
+              <w:t>合计</w:t>
+            </w:r>
+          </w:p>
+        </w:tc>
+        <w:tc>
+          <w:tcPr>
+            <w:tcW w:type="dxa" w:w="1361"/>
+            <w:vAlign w:val="center"/>
+          </w:tcPr>
+          <w:p>
+            <w:pPr>
+              <w:jc w:val="center"/>
+            </w:pPr>
+            <w:r>
+              <w:rPr>
+                <w:rFonts w:ascii="宋体" w:hAnsi="宋体" w:eastAsia="宋体"/>
+                <w:b/>
+                <w:sz w:val="21"/>
+              </w:rPr>
+              <w:t>618</w:t>
+            </w:r>
+          </w:p>
+        </w:tc>
+        <w:tc>
+          <w:tcPr>
+            <w:tcW w:type="dxa" w:w="1361"/>
+            <w:vAlign w:val="center"/>
+          </w:tcPr>
+          <w:p>
+            <w:pPr>
+              <w:jc w:val="center"/>
+            </w:pPr>
+            <w:r>
+              <w:rPr>
+                <w:rFonts w:ascii="宋体" w:hAnsi="宋体" w:eastAsia="宋体"/>
+                <w:b/>
+                <w:sz w:val="21"/>
+              </w:rPr>
+              <w:t>24</w:t>
+            </w:r>
+          </w:p>
+        </w:tc>
+        <w:tc>
+          <w:tcPr>
+            <w:tcW w:type="dxa" w:w="1814"/>
+            <w:vAlign w:val="center"/>
+          </w:tcPr>
+          <w:p>
+            <w:pPr>
+              <w:jc w:val="center"/>
+            </w:pPr>
+            <w:r>
+              <w:rPr>
+                <w:rFonts w:ascii="宋体" w:hAnsi="宋体" w:eastAsia="宋体"/>
+                <w:b/>
+                <w:sz w:val="21"/>
+              </w:rPr>
+              <w:t>3.88%</w:t>
+            </w:r>
+          </w:p>
+        </w:tc>
+        <w:tc>
+          <w:tcPr>
+            <w:tcW w:type="dxa" w:w="1814"/>
+            <w:vAlign w:val="center"/>
+          </w:tcPr>
+          <w:p>
+            <w:pPr>
+              <w:jc w:val="center"/>
+            </w:pPr>
+            <w:r>
+              <w:rPr>
+                <w:rFonts w:ascii="宋体" w:hAnsi="宋体" w:eastAsia="宋体"/>
+                <w:b/>
+                <w:sz w:val="21"/>
+              </w:rPr>
+              <w:t>3</w:t>
+            </w:r>
+          </w:p>
+        </w:tc>
+      </w:tr>
+    </w:tbl>
+    <w:p>
+      <w:pPr/>
+      <w:r>
+        <w:rPr>
+          <w:rFonts w:ascii="宋体" w:hAnsi="宋体" w:eastAsia="宋体"/>
+          <w:b w:val="0"/>
+          <w:sz w:val="22"/>
+        </w:rPr>
+        <w:t>差异说明：四名成员共负责618条，个人自查与交叉核查文字结论曾出现不一致的有24条，占全部任务的3.88%。其中林靖凯13条、姜博文5条、马雨衡1条、韦广波5条。林靖凯的3条差异记录同时属于人工搜索成果，因此两类统计存在重合，但成果总数按最终“爬取方式”去重计算。第二次会议已经按照统一的正文边界对这些差异逐条讨论并完成核查，形成了最终判断；本表仅用于记录第三周的阶段性情况，不再将这些条目列入第四周复查任务。差异主要集中在目录与正文的边界、母项是否包含目标子项、节录是否足以构成正文，以及OCR文本能否辨认等问题。</w:t>
+      </w:r>
+    </w:p>
+    <w:p>
+      <w:pPr/>
+      <w:r>
+        <w:rPr>
+          <w:rFonts w:ascii="宋体" w:hAnsi="宋体" w:eastAsia="宋体"/>
+          <w:b/>
+          <w:sz w:val="22"/>
+        </w:rPr>
+        <w:t>（二）人工搜索阶段性结果</w:t>
+      </w:r>
+    </w:p>
+    <w:tbl>
+      <w:tblPr>
+        <w:tblStyle w:val="aff1"/>
+        <w:tblW w:type="auto" w:w="0"/>
+        <w:jc w:val="center"/>
+        <w:tblLayout w:type="fixed"/>
+        <w:tblLook w:firstColumn="1" w:firstRow="1" w:lastColumn="0" w:lastRow="0" w:noHBand="0" w:noVBand="1" w:val="04A0"/>
+      </w:tblPr>
+      <w:tblGrid>
+        <w:gridCol w:w="1549"/>
+        <w:gridCol w:w="1549"/>
+        <w:gridCol w:w="1549"/>
+        <w:gridCol w:w="1549"/>
+        <w:gridCol w:w="1549"/>
+        <w:gridCol w:w="1549"/>
+      </w:tblGrid>
+      <w:tr>
+        <w:tc>
+          <w:tcPr>
+            <w:tcW w:type="dxa" w:w="1247"/>
+            <w:vAlign w:val="center"/>
+          </w:tcPr>
+          <w:p>
+            <w:pPr>
+              <w:jc w:val="center"/>
+            </w:pPr>
+            <w:r>
+              <w:rPr>
+                <w:rFonts w:ascii="宋体" w:hAnsi="宋体" w:eastAsia="宋体"/>
+                <w:b/>
+                <w:sz w:val="21"/>
+              </w:rPr>
+              <w:t>负责人</w:t>
+            </w:r>
+          </w:p>
+        </w:tc>
+        <w:tc>
+          <w:tcPr>
+            <w:tcW w:type="dxa" w:w="1304"/>
+            <w:vAlign w:val="center"/>
+          </w:tcPr>
+          <w:p>
+            <w:pPr>
+              <w:jc w:val="center"/>
+            </w:pPr>
+            <w:r>
+              <w:rPr>
+                <w:rFonts w:ascii="宋体" w:hAnsi="宋体" w:eastAsia="宋体"/>
+                <w:b/>
+                <w:sz w:val="21"/>
+              </w:rPr>
+              <w:t>爬虫成果</w:t>
+            </w:r>
+          </w:p>
+        </w:tc>
+        <w:tc>
+          <w:tcPr>
+            <w:tcW w:type="dxa" w:w="1587"/>
+            <w:vAlign w:val="center"/>
+          </w:tcPr>
+          <w:p>
+            <w:pPr>
+              <w:jc w:val="center"/>
+            </w:pPr>
+            <w:r>
+              <w:rPr>
+                <w:rFonts w:ascii="宋体" w:hAnsi="宋体" w:eastAsia="宋体"/>
+                <w:b/>
+                <w:sz w:val="21"/>
+              </w:rPr>
+              <w:t>人工搜索成果</w:t>
+            </w:r>
+          </w:p>
+        </w:tc>
+        <w:tc>
+          <w:tcPr>
+            <w:tcW w:type="dxa" w:w="1247"/>
+            <w:vAlign w:val="center"/>
+          </w:tcPr>
+          <w:p>
+            <w:pPr>
+              <w:jc w:val="center"/>
+            </w:pPr>
+            <w:r>
+              <w:rPr>
+                <w:rFonts w:ascii="宋体" w:hAnsi="宋体" w:eastAsia="宋体"/>
+                <w:b/>
+                <w:sz w:val="21"/>
+              </w:rPr>
+              <w:t>成果合计</w:t>
+            </w:r>
+          </w:p>
+        </w:tc>
+        <w:tc>
+          <w:tcPr>
+            <w:tcW w:type="dxa" w:w="1247"/>
+            <w:vAlign w:val="center"/>
+          </w:tcPr>
+          <w:p>
+            <w:pPr>
+              <w:jc w:val="center"/>
+            </w:pPr>
+            <w:r>
+              <w:rPr>
+                <w:rFonts w:ascii="宋体" w:hAnsi="宋体" w:eastAsia="宋体"/>
+                <w:b/>
+                <w:sz w:val="21"/>
+              </w:rPr>
+              <w:t>未获取</w:t>
+            </w:r>
+          </w:p>
+        </w:tc>
+        <w:tc>
+          <w:tcPr>
+            <w:tcW w:type="dxa" w:w="1587"/>
+            <w:vAlign w:val="center"/>
+          </w:tcPr>
+          <w:p>
+            <w:pPr>
+              <w:jc w:val="center"/>
+            </w:pPr>
+            <w:r>
+              <w:rPr>
+                <w:rFonts w:ascii="宋体" w:hAnsi="宋体" w:eastAsia="宋体"/>
+                <w:b/>
+                <w:sz w:val="21"/>
+              </w:rPr>
+              <w:t>人工成果占比</w:t>
+            </w:r>
+          </w:p>
+        </w:tc>
+      </w:tr>
+      <w:tr>
+        <w:tc>
+          <w:tcPr>
+            <w:tcW w:type="dxa" w:w="1247"/>
+            <w:vAlign w:val="center"/>
+          </w:tcPr>
+          <w:p>
+            <w:pPr>
+              <w:jc w:val="center"/>
+            </w:pPr>
+            <w:r>
+              <w:rPr>
+                <w:rFonts w:ascii="宋体" w:hAnsi="宋体" w:eastAsia="宋体"/>
+                <w:b w:val="0"/>
+                <w:sz w:val="21"/>
+              </w:rPr>
+              <w:t>林靖凯</w:t>
+            </w:r>
+          </w:p>
+        </w:tc>
+        <w:tc>
+          <w:tcPr>
+            <w:tcW w:type="dxa" w:w="1304"/>
+            <w:vAlign w:val="center"/>
+          </w:tcPr>
+          <w:p>
+            <w:pPr>
+              <w:jc w:val="center"/>
+            </w:pPr>
+            <w:r>
+              <w:rPr>
+                <w:rFonts w:ascii="宋体" w:hAnsi="宋体" w:eastAsia="宋体"/>
+                <w:b w:val="0"/>
+                <w:sz w:val="21"/>
+              </w:rPr>
+              <w:t>51</w:t>
+            </w:r>
+          </w:p>
+        </w:tc>
+        <w:tc>
+          <w:tcPr>
+            <w:tcW w:type="dxa" w:w="1587"/>
+            <w:vAlign w:val="center"/>
+          </w:tcPr>
+          <w:p>
+            <w:pPr>
+              <w:jc w:val="center"/>
+            </w:pPr>
+            <w:r>
+              <w:rPr>
+                <w:rFonts w:ascii="宋体" w:hAnsi="宋体" w:eastAsia="宋体"/>
+                <w:b w:val="0"/>
+                <w:sz w:val="21"/>
+              </w:rPr>
+              <w:t>23</w:t>
+            </w:r>
+          </w:p>
+        </w:tc>
+        <w:tc>
+          <w:tcPr>
+            <w:tcW w:type="dxa" w:w="1247"/>
+            <w:vAlign w:val="center"/>
+          </w:tcPr>
+          <w:p>
+            <w:pPr>
+              <w:jc w:val="center"/>
+            </w:pPr>
+            <w:r>
+              <w:rPr>
+                <w:rFonts w:ascii="宋体" w:hAnsi="宋体" w:eastAsia="宋体"/>
+                <w:b w:val="0"/>
+                <w:sz w:val="21"/>
+              </w:rPr>
+              <w:t>74</w:t>
+            </w:r>
+          </w:p>
+        </w:tc>
+        <w:tc>
+          <w:tcPr>
+            <w:tcW w:type="dxa" w:w="1247"/>
+            <w:vAlign w:val="center"/>
+          </w:tcPr>
+          <w:p>
+            <w:pPr>
+              <w:jc w:val="center"/>
+            </w:pPr>
+            <w:r>
+              <w:rPr>
+                <w:rFonts w:ascii="宋体" w:hAnsi="宋体" w:eastAsia="宋体"/>
+                <w:b w:val="0"/>
+                <w:sz w:val="21"/>
+              </w:rPr>
+              <w:t>80</w:t>
+            </w:r>
+          </w:p>
+        </w:tc>
+        <w:tc>
+          <w:tcPr>
+            <w:tcW w:type="dxa" w:w="1587"/>
+            <w:vAlign w:val="center"/>
+          </w:tcPr>
+          <w:p>
+            <w:pPr>
+              <w:jc w:val="center"/>
+            </w:pPr>
+            <w:r>
+              <w:rPr>
+                <w:rFonts w:ascii="宋体" w:hAnsi="宋体" w:eastAsia="宋体"/>
+                <w:b w:val="0"/>
+                <w:sz w:val="21"/>
+              </w:rPr>
+              <w:t>31.08%</w:t>
+            </w:r>
+          </w:p>
+        </w:tc>
+      </w:tr>
+      <w:tr>
+        <w:tc>
+          <w:tcPr>
+            <w:tcW w:type="dxa" w:w="1247"/>
+            <w:vAlign w:val="center"/>
+          </w:tcPr>
+          <w:p>
+            <w:pPr>
+              <w:jc w:val="center"/>
+            </w:pPr>
+            <w:r>
+              <w:rPr>
+                <w:rFonts w:ascii="宋体" w:hAnsi="宋体" w:eastAsia="宋体"/>
+                <w:b w:val="0"/>
+                <w:sz w:val="21"/>
+              </w:rPr>
+              <w:t>姜博文</w:t>
+            </w:r>
+          </w:p>
+        </w:tc>
+        <w:tc>
+          <w:tcPr>
+            <w:tcW w:type="dxa" w:w="1304"/>
+            <w:vAlign w:val="center"/>
+          </w:tcPr>
+          <w:p>
+            <w:pPr>
+              <w:jc w:val="center"/>
+            </w:pPr>
+            <w:r>
+              <w:rPr>
+                <w:rFonts w:ascii="宋体" w:hAnsi="宋体" w:eastAsia="宋体"/>
+                <w:b w:val="0"/>
+                <w:sz w:val="21"/>
+              </w:rPr>
+              <w:t>74</w:t>
+            </w:r>
+          </w:p>
+        </w:tc>
+        <w:tc>
+          <w:tcPr>
+            <w:tcW w:type="dxa" w:w="1587"/>
+            <w:vAlign w:val="center"/>
+          </w:tcPr>
+          <w:p>
+            <w:pPr>
+              <w:jc w:val="center"/>
+            </w:pPr>
+            <w:r>
+              <w:rPr>
+                <w:rFonts w:ascii="宋体" w:hAnsi="宋体" w:eastAsia="宋体"/>
+                <w:b w:val="0"/>
+                <w:sz w:val="21"/>
+              </w:rPr>
+              <w:t>9</w:t>
+            </w:r>
+          </w:p>
+        </w:tc>
+        <w:tc>
+          <w:tcPr>
+            <w:tcW w:type="dxa" w:w="1247"/>
+            <w:vAlign w:val="center"/>
+          </w:tcPr>
+          <w:p>
+            <w:pPr>
+              <w:jc w:val="center"/>
+            </w:pPr>
+            <w:r>
+              <w:rPr>
+                <w:rFonts w:ascii="宋体" w:hAnsi="宋体" w:eastAsia="宋体"/>
+                <w:b w:val="0"/>
+                <w:sz w:val="21"/>
+              </w:rPr>
+              <w:t>83</w:t>
+            </w:r>
+          </w:p>
+        </w:tc>
+        <w:tc>
+          <w:tcPr>
+            <w:tcW w:type="dxa" w:w="1247"/>
+            <w:vAlign w:val="center"/>
+          </w:tcPr>
+          <w:p>
+            <w:pPr>
+              <w:jc w:val="center"/>
+            </w:pPr>
+            <w:r>
+              <w:rPr>
+                <w:rFonts w:ascii="宋体" w:hAnsi="宋体" w:eastAsia="宋体"/>
+                <w:b w:val="0"/>
+                <w:sz w:val="21"/>
+              </w:rPr>
+              <w:t>72</w:t>
+            </w:r>
+          </w:p>
+        </w:tc>
+        <w:tc>
+          <w:tcPr>
+            <w:tcW w:type="dxa" w:w="1587"/>
+            <w:vAlign w:val="center"/>
+          </w:tcPr>
+          <w:p>
+            <w:pPr>
+              <w:jc w:val="center"/>
+            </w:pPr>
+            <w:r>
+              <w:rPr>
+                <w:rFonts w:ascii="宋体" w:hAnsi="宋体" w:eastAsia="宋体"/>
+                <w:b w:val="0"/>
+                <w:sz w:val="21"/>
+              </w:rPr>
+              <w:t>10.84%</w:t>
+            </w:r>
+          </w:p>
+        </w:tc>
+      </w:tr>
+      <w:tr>
+        <w:tc>
+          <w:tcPr>
+            <w:tcW w:type="dxa" w:w="1247"/>
+            <w:vAlign w:val="center"/>
+          </w:tcPr>
+          <w:p>
+            <w:pPr>
+              <w:jc w:val="center"/>
+            </w:pPr>
+            <w:r>
+              <w:rPr>
+                <w:rFonts w:ascii="宋体" w:hAnsi="宋体" w:eastAsia="宋体"/>
+                <w:b w:val="0"/>
+                <w:sz w:val="21"/>
+              </w:rPr>
+              <w:t>马雨衡</w:t>
+            </w:r>
+          </w:p>
+        </w:tc>
+        <w:tc>
+          <w:tcPr>
+            <w:tcW w:type="dxa" w:w="1304"/>
+            <w:vAlign w:val="center"/>
+          </w:tcPr>
+          <w:p>
+            <w:pPr>
+              <w:jc w:val="center"/>
+            </w:pPr>
+            <w:r>
+              <w:rPr>
+                <w:rFonts w:ascii="宋体" w:hAnsi="宋体" w:eastAsia="宋体"/>
+                <w:b w:val="0"/>
+                <w:sz w:val="21"/>
+              </w:rPr>
+              <w:t>50</w:t>
+            </w:r>
+          </w:p>
+        </w:tc>
+        <w:tc>
+          <w:tcPr>
+            <w:tcW w:type="dxa" w:w="1587"/>
+            <w:vAlign w:val="center"/>
+          </w:tcPr>
+          <w:p>
+            <w:pPr>
+              <w:jc w:val="center"/>
+            </w:pPr>
+            <w:r>
+              <w:rPr>
+                <w:rFonts w:ascii="宋体" w:hAnsi="宋体" w:eastAsia="宋体"/>
+                <w:b w:val="0"/>
+                <w:sz w:val="21"/>
+              </w:rPr>
+              <w:t>8</w:t>
+            </w:r>
+          </w:p>
+        </w:tc>
+        <w:tc>
+          <w:tcPr>
+            <w:tcW w:type="dxa" w:w="1247"/>
+            <w:vAlign w:val="center"/>
+          </w:tcPr>
+          <w:p>
+            <w:pPr>
+              <w:jc w:val="center"/>
+            </w:pPr>
+            <w:r>
+              <w:rPr>
+                <w:rFonts w:ascii="宋体" w:hAnsi="宋体" w:eastAsia="宋体"/>
+                <w:b w:val="0"/>
+                <w:sz w:val="21"/>
+              </w:rPr>
+              <w:t>58</w:t>
+            </w:r>
+          </w:p>
+        </w:tc>
+        <w:tc>
+          <w:tcPr>
+            <w:tcW w:type="dxa" w:w="1247"/>
+            <w:vAlign w:val="center"/>
+          </w:tcPr>
+          <w:p>
+            <w:pPr>
+              <w:jc w:val="center"/>
+            </w:pPr>
+            <w:r>
+              <w:rPr>
+                <w:rFonts w:ascii="宋体" w:hAnsi="宋体" w:eastAsia="宋体"/>
+                <w:b w:val="0"/>
+                <w:sz w:val="21"/>
+              </w:rPr>
+              <w:t>97</w:t>
+            </w:r>
+          </w:p>
+        </w:tc>
+        <w:tc>
+          <w:tcPr>
+            <w:tcW w:type="dxa" w:w="1587"/>
+            <w:vAlign w:val="center"/>
+          </w:tcPr>
+          <w:p>
+            <w:pPr>
+              <w:jc w:val="center"/>
+            </w:pPr>
+            <w:r>
+              <w:rPr>
+                <w:rFonts w:ascii="宋体" w:hAnsi="宋体" w:eastAsia="宋体"/>
+                <w:b w:val="0"/>
+                <w:sz w:val="21"/>
+              </w:rPr>
+              <w:t>13.79%</w:t>
+            </w:r>
+          </w:p>
+        </w:tc>
+      </w:tr>
+      <w:tr>
+        <w:tc>
+          <w:tcPr>
+            <w:tcW w:type="dxa" w:w="1247"/>
+            <w:vAlign w:val="center"/>
+          </w:tcPr>
+          <w:p>
+            <w:pPr>
+              <w:jc w:val="center"/>
+            </w:pPr>
+            <w:r>
+              <w:rPr>
+                <w:rFonts w:ascii="宋体" w:hAnsi="宋体" w:eastAsia="宋体"/>
+                <w:b w:val="0"/>
+                <w:sz w:val="21"/>
+              </w:rPr>
+              <w:t>韦广波</w:t>
+            </w:r>
+          </w:p>
+        </w:tc>
+        <w:tc>
+          <w:tcPr>
+            <w:tcW w:type="dxa" w:w="1304"/>
+            <w:vAlign w:val="center"/>
+          </w:tcPr>
+          <w:p>
+            <w:pPr>
+              <w:jc w:val="center"/>
+            </w:pPr>
+            <w:r>
+              <w:rPr>
+                <w:rFonts w:ascii="宋体" w:hAnsi="宋体" w:eastAsia="宋体"/>
+                <w:b w:val="0"/>
+                <w:sz w:val="21"/>
+              </w:rPr>
+              <w:t>50</w:t>
+            </w:r>
+          </w:p>
+        </w:tc>
+        <w:tc>
+          <w:tcPr>
+            <w:tcW w:type="dxa" w:w="1587"/>
+            <w:vAlign w:val="center"/>
+          </w:tcPr>
+          <w:p>
+            <w:pPr>
+              <w:jc w:val="center"/>
+            </w:pPr>
+            <w:r>
+              <w:rPr>
+                <w:rFonts w:ascii="宋体" w:hAnsi="宋体" w:eastAsia="宋体"/>
+                <w:b w:val="0"/>
+                <w:sz w:val="21"/>
+              </w:rPr>
+              <w:t>10</w:t>
+            </w:r>
+          </w:p>
+        </w:tc>
+        <w:tc>
+          <w:tcPr>
+            <w:tcW w:type="dxa" w:w="1247"/>
+            <w:vAlign w:val="center"/>
+          </w:tcPr>
+          <w:p>
+            <w:pPr>
+              <w:jc w:val="center"/>
+            </w:pPr>
+            <w:r>
+              <w:rPr>
+                <w:rFonts w:ascii="宋体" w:hAnsi="宋体" w:eastAsia="宋体"/>
+                <w:b w:val="0"/>
+                <w:sz w:val="21"/>
+              </w:rPr>
+              <w:t>60</w:t>
+            </w:r>
+          </w:p>
+        </w:tc>
+        <w:tc>
+          <w:tcPr>
+            <w:tcW w:type="dxa" w:w="1247"/>
+            <w:vAlign w:val="center"/>
+          </w:tcPr>
+          <w:p>
+            <w:pPr>
+              <w:jc w:val="center"/>
+            </w:pPr>
+            <w:r>
+              <w:rPr>
+                <w:rFonts w:ascii="宋体" w:hAnsi="宋体" w:eastAsia="宋体"/>
+                <w:b w:val="0"/>
+                <w:sz w:val="21"/>
+              </w:rPr>
+              <w:t>94</w:t>
+            </w:r>
+          </w:p>
+        </w:tc>
+        <w:tc>
+          <w:tcPr>
+            <w:tcW w:type="dxa" w:w="1587"/>
+            <w:vAlign w:val="center"/>
+          </w:tcPr>
+          <w:p>
+            <w:pPr>
+              <w:jc w:val="center"/>
+            </w:pPr>
+            <w:r>
+              <w:rPr>
+                <w:rFonts w:ascii="宋体" w:hAnsi="宋体" w:eastAsia="宋体"/>
+                <w:b w:val="0"/>
+                <w:sz w:val="21"/>
+              </w:rPr>
+              <w:t>16.67%</w:t>
+            </w:r>
+          </w:p>
+        </w:tc>
+      </w:tr>
+      <w:tr>
+        <w:tc>
+          <w:tcPr>
+            <w:tcW w:type="dxa" w:w="1247"/>
+            <w:vAlign w:val="center"/>
+          </w:tcPr>
+          <w:p>
+            <w:pPr>
+              <w:jc w:val="center"/>
+            </w:pPr>
+            <w:r>
+              <w:rPr>
+                <w:rFonts w:ascii="宋体" w:hAnsi="宋体" w:eastAsia="宋体"/>
+                <w:b/>
+                <w:sz w:val="21"/>
+              </w:rPr>
+              <w:t>合计</w:t>
+            </w:r>
+          </w:p>
+        </w:tc>
+        <w:tc>
+          <w:tcPr>
+            <w:tcW w:type="dxa" w:w="1304"/>
+            <w:vAlign w:val="center"/>
+          </w:tcPr>
+          <w:p>
+            <w:pPr>
+              <w:jc w:val="center"/>
+            </w:pPr>
+            <w:r>
+              <w:rPr>
+                <w:rFonts w:ascii="宋体" w:hAnsi="宋体" w:eastAsia="宋体"/>
+                <w:b/>
+                <w:sz w:val="21"/>
+              </w:rPr>
+              <w:t>225</w:t>
+            </w:r>
+          </w:p>
+        </w:tc>
+        <w:tc>
+          <w:tcPr>
+            <w:tcW w:type="dxa" w:w="1587"/>
+            <w:vAlign w:val="center"/>
+          </w:tcPr>
+          <w:p>
+            <w:pPr>
+              <w:jc w:val="center"/>
+            </w:pPr>
+            <w:r>
+              <w:rPr>
+                <w:rFonts w:ascii="宋体" w:hAnsi="宋体" w:eastAsia="宋体"/>
+                <w:b/>
+                <w:sz w:val="21"/>
+              </w:rPr>
+              <w:t>50</w:t>
+            </w:r>
+          </w:p>
+        </w:tc>
+        <w:tc>
+          <w:tcPr>
+            <w:tcW w:type="dxa" w:w="1247"/>
+            <w:vAlign w:val="center"/>
+          </w:tcPr>
+          <w:p>
+            <w:pPr>
+              <w:jc w:val="center"/>
+            </w:pPr>
+            <w:r>
+              <w:rPr>
+                <w:rFonts w:ascii="宋体" w:hAnsi="宋体" w:eastAsia="宋体"/>
+                <w:b/>
+                <w:sz w:val="21"/>
+              </w:rPr>
+              <w:t>275</w:t>
+            </w:r>
+          </w:p>
+        </w:tc>
+        <w:tc>
+          <w:tcPr>
+            <w:tcW w:type="dxa" w:w="1247"/>
+            <w:vAlign w:val="center"/>
+          </w:tcPr>
+          <w:p>
+            <w:pPr>
+              <w:jc w:val="center"/>
+            </w:pPr>
+            <w:r>
+              <w:rPr>
+                <w:rFonts w:ascii="宋体" w:hAnsi="宋体" w:eastAsia="宋体"/>
+                <w:b/>
+                <w:sz w:val="21"/>
+              </w:rPr>
+              <w:t>343</w:t>
+            </w:r>
+          </w:p>
+        </w:tc>
+        <w:tc>
+          <w:tcPr>
+            <w:tcW w:type="dxa" w:w="1587"/>
+            <w:vAlign w:val="center"/>
+          </w:tcPr>
+          <w:p>
+            <w:pPr>
+              <w:jc w:val="center"/>
+            </w:pPr>
+            <w:r>
+              <w:rPr>
+                <w:rFonts w:ascii="宋体" w:hAnsi="宋体" w:eastAsia="宋体"/>
+                <w:b/>
+                <w:sz w:val="21"/>
+              </w:rPr>
+              <w:t>18.18%</w:t>
+            </w:r>
+          </w:p>
+        </w:tc>
+      </w:tr>
+    </w:tbl>
+    <w:p>
+      <w:pPr/>
+      <w:r>
+        <w:rPr>
+          <w:rFonts w:ascii="宋体" w:hAnsi="宋体" w:eastAsia="宋体"/>
+          <w:b w:val="0"/>
+          <w:sz w:val="22"/>
+        </w:rPr>
+        <w:t>阶段性结果说明：截至本轮整合，爬虫成果225条、人工搜索成果50条，去重后的成果合计275条，尚未获取343条。四名成员的成果数均满足“爬虫成果＋人工搜索成果＝成果合计”，全组也满足“275条成果＋343条未获取＝618条任务”。人工成果占现有成果的18.18%。人工搜索不仅补充了常规爬虫未能取得的材料，也能够通过题名异体、母项反查、馆藏目录、地方数据库和相关论文中的原文节录定位目标内容，说明人工判断在处理非标准题名、扫描古籍和分散档案时具有明显优势。</w:t>
+      </w:r>
+    </w:p>
+    <w:p>
+      <w:pPr>
+        <w:keepNext/>
+        <w:spacing w:line="300" w:lineRule="auto"/>
+        <w:ind w:firstLine="440"/>
+      </w:pPr>
+      <w:r>
+        <w:rPr>
+          <w:rFonts w:ascii="宋体" w:hAnsi="宋体" w:eastAsia="宋体"/>
+          <w:b/>
+          <w:sz w:val="28"/>
+        </w:rPr>
+        <w:t>第四周</w:t>
+      </w:r>
+    </w:p>
+    <w:p>
+      <w:pPr/>
+      <w:r>
+        <w:rPr>
+          <w:rFonts w:ascii="宋体" w:hAnsi="宋体" w:eastAsia="宋体"/>
+          <w:b w:val="0"/>
+          <w:sz w:val="22"/>
+        </w:rPr>
+        <w:t>团队分工：第四周计划围绕“人工深度检索”和“成果规范整理”两条主线开展。林靖凯将负责合并四人表格、维护总目录并汇总每日进度；姜博文将继续利用批量检索、缓存整理和母子项追溯经验辅助定位线索；马雨衡将重点推进人工查询并整理新取得的成果；韦广波将重点处理题名变体、版本及分卷材料。四名成员将按照第二次会议已经确定的正文边界，继续补齐来源、正文文件和判定说明。</w:t>
+      </w:r>
+    </w:p>
+    <w:p>
+      <w:pPr/>
+      <w:r>
+        <w:rPr>
+          <w:rFonts w:ascii="宋体" w:hAnsi="宋体" w:eastAsia="宋体"/>
+          <w:b/>
+          <w:sz w:val="22"/>
+        </w:rPr>
+        <w:t>第四周具体安排</w:t>
+      </w:r>
+    </w:p>
+    <w:p>
+      <w:pPr/>
+      <w:r>
+        <w:rPr>
+          <w:rFonts w:ascii="宋体" w:hAnsi="宋体" w:eastAsia="宋体"/>
+          <w:b w:val="0"/>
+          <w:sz w:val="22"/>
+        </w:rPr>
+        <w:t>第四周计划分四步推进。第一，以343条尚未获取的记录为人工搜索重点，按地方志古籍、档案公文、考古材料和碑铭器物分类，继续使用题名变体、作者年代、母项名称和馆藏机构组合检索。第二，对新取得的PDF、CAJ、EPUB和图片及时完成正文提取、OCR、分卷命名和来源记录，避免只保存链接或目录。第三，对已有成果进行目录规范、文件命名和表格状态同步，确保每条成果都能对应到明确的依据文件。第四，每日汇总新增成果、失败原因和可复用网站，周末核对总表、成果目录与统计数字，并整理可供后续复用的人工检索方法。</w:t>
+      </w:r>
+    </w:p>
+    <w:p>
+      <w:pPr/>
+      <w:r>
+        <w:rPr>
+          <w:rFonts w:ascii="宋体" w:hAnsi="宋体" w:eastAsia="宋体"/>
+          <w:b w:val="0"/>
+          <w:sz w:val="22"/>
+        </w:rPr>
+        <w:t>下一阶段展望：经过前三周批量抓取和核查，爬虫能够直接命中的稳定网页与标准化资源已被较充分利用，剩余条目更多依赖题名辨析、母项定位、馆藏检索和内容阅读。结合本轮人工搜索已经取得50条成果的情况，我们认为，随着人工检索继续深入，后续人工搜寻能够找到的有效正文会比爬虫继续新增的成果更多，而且很可能多得多。因此第四周将把人工深度检索作为主要增量来源，同时保留爬虫用于批量试探、网址发现和文本预处理，形成“爬虫扩面、人工攻坚、交叉核验”的工作方式。</w:t>
       </w:r>
     </w:p>
     <w:sectPr>
